--- a/보관본/러시아 인권변호사/Word/7부/7부_9화_비코프의_기록.docx
+++ b/보관본/러시아 인권변호사/Word/7부/7부_9화_비코프의_기록.docx
@@ -157,7 +157,7 @@
           <w:i w:val="0"/>
           <w:sz w:val="22"/>
         </w:rPr>
-        <w:t>Ничего конкретного. Просто… хочу перечитать записи Виктора Петровича. Все, что у вас остались.</w:t>
+        <w:t>Ничего конкретного. Просто… хочу перечитать записи Виктора Петровича. Всё, что у вас осталось.</w:t>
       </w:r>
     </w:p>
     <w:p>
@@ -226,7 +226,7 @@
           <w:i w:val="0"/>
           <w:sz w:val="22"/>
         </w:rPr>
-        <w:t>Тогда не объясняй по телефону. Приезжай. Архив никуда не делся — я ведь для того и перевезла его из Новокрутска сюда, под Москву, когда ты начал здесь своё дело: чтобы Витины папки были у тебя под рукой.</w:t>
+        <w:t>Тогда не объясняй по телефону. Приезжай. Архив никуда не делся — я ведь для того и перевезла его из Новокруцка сюда, под Москву, когда ты начал здесь своё дело: чтобы Витины папки были у тебя под рукой.</w:t>
       </w:r>
     </w:p>
     <w:p>
@@ -1972,7 +1972,7 @@
           <w:i w:val="0"/>
           <w:sz w:val="22"/>
         </w:rPr>
-        <w:t>Приезжай к нам, когда сможешь. Не только когда тяжело. Просто так тоже.</w:t>
+        <w:t>Приезжай ко мне, когда сможешь. Не только когда тяжело. Просто так тоже.</w:t>
       </w:r>
     </w:p>
     <w:p>

--- a/보관본/러시아 인권변호사/Word/7부/7부_9화_비코프의_기록.docx
+++ b/보관본/러시아 인권변호사/Word/7부/7부_9화_비코프의_기록.docx
@@ -917,10 +917,20 @@
         <w:rPr>
           <w:rFonts w:ascii="Times New Roman" w:hAnsi="Times New Roman" w:eastAsia="Malgun Gothic"/>
           <w:b w:val="0"/>
+          <w:i/>
+          <w:color w:val="555555"/>
+          <w:sz w:val="22"/>
+        </w:rPr>
+        <w:t>(достаёт из папки открытый конверт; под ним остаётся второй — запечатанный, надписанный рукой Виктора: «Алексею. Лично». Лёша замечает его, но не трогает)</w:t>
+      </w:r>
+      <w:r>
+        <w:rPr>
+          <w:rFonts w:ascii="Times New Roman" w:hAnsi="Times New Roman" w:eastAsia="Malgun Gothic"/>
+          <w:b w:val="0"/>
           <w:i w:val="0"/>
           <w:sz w:val="22"/>
         </w:rPr>
-        <w:t>Специально отложила для этого дня. Хотя, признаюсь, не думала, что этот день действительно настанет.</w:t>
+        <w:t xml:space="preserve"> Специально отложила для этого дня. Хотя, признаюсь, не думала, что этот день действительно настанет.</w:t>
       </w:r>
     </w:p>
     <w:p>
@@ -3323,7 +3333,7 @@
           <w:i w:val="0"/>
           <w:sz w:val="22"/>
         </w:rPr>
-        <w:t xml:space="preserve"> — 비코프가 편지(장면 3)에 옮겨 적은 구절. 권력자에게 아첨하지 않고 "불편한 사람"이 되라는 당부로, 료샤 자신에게도 "스스로에게 편한 사람이 되지 말라"는 뜻으로 확장된다. (원문 주석의 「Друзьям」은 오기 — 이 두 행은 플류스코바에게 바친 시에 있다. "Нет, я не льстец…"로 시작하는 「Друзьям」와 혼동되었다.)</w:t>
+        <w:t xml:space="preserve"> — 한국어 해설: 비코프가 편지(장면 3)에 옮겨 적은 구절. 권력자에게 아첨하지 않고 "불편한 사람"이 되라는 당부로, 료샤 자신에게도 "스스로에게 편한 사람이 되지 말라"는 뜻으로 확장된다.</w:t>
       </w:r>
     </w:p>
     <w:p>

--- a/보관본/러시아 인권변호사/Word/7부/7부_9화_비코프의_기록.docx
+++ b/보관본/러시아 인권변호사/Word/7부/7부_9화_비코프의_기록.docx
@@ -36,7 +36,7 @@
           <w:i w:val="0"/>
           <w:sz w:val="22"/>
         </w:rPr>
-        <w:t>알렉세이 “료샤” 오를로프(대통령) / 조야 페트로브나(비코프의 35년 지기, 전 변호사회 서기, 비코프 아카이브 보관자) / 안나 미하일로브나 오를로바(료샤의 어머니, 전화) / 이리나 올레고브나 마르첸코(대통령 최측근 참모) / 카탸 리시나(일정·전략 총괄)</w:t>
+        <w:t>알렉세이 “료샤” 오를로프(대통령) / 조야 페트로브나(비코프의 35년 지기, 전 변호사회 서기, 비코프 아카이브 보관자) / 안나 미하일로브나 오를로바(료샤의 어머니, 전화) / 이리나 올레고브나 마르첸코(대통령 최측근 참모) / 카탸 리시나(일정·전략 총괄) / 사바 쿠지미치(조야의 이웃)</w:t>
       </w:r>
     </w:p>
     <w:p>
@@ -2731,22 +2731,13 @@
           <w:color w:val="1F3864"/>
           <w:sz w:val="26"/>
         </w:rPr>
-        <w:t>장면 6 — 돌아오는 길</w:t>
+        <w:t>장면 6 — 이른 아침, 조야의 집 베란다</w:t>
       </w:r>
     </w:p>
     <w:p>
       <w:pPr>
         <w:spacing w:before="0" w:after="110" w:line="300" w:lineRule="auto"/>
       </w:pPr>
-      <w:r>
-        <w:rPr>
-          <w:rFonts w:ascii="Times New Roman" w:hAnsi="Times New Roman" w:eastAsia="Malgun Gothic"/>
-          <w:b/>
-          <w:i w:val="0"/>
-          <w:sz w:val="22"/>
-        </w:rPr>
-        <w:t xml:space="preserve">Ирина: </w:t>
-      </w:r>
       <w:r>
         <w:rPr>
           <w:rFonts w:ascii="Times New Roman" w:hAnsi="Times New Roman" w:eastAsia="Malgun Gothic"/>
@@ -2755,7 +2746,21 @@
           <w:color w:val="555555"/>
           <w:sz w:val="22"/>
         </w:rPr>
-        <w:t>(встречая Лёшу по возвращении)</w:t>
+        <w:t>(Раннее утро. Веранда Зоиного дома в дачном посёлке. Прохладно, над пустыми грядками туман. У калитки — машина охраны. Зоя выносит чайник и плед.)</w:t>
+      </w:r>
+    </w:p>
+    <w:p>
+      <w:pPr>
+        <w:spacing w:before="0" w:after="110" w:line="300" w:lineRule="auto"/>
+      </w:pPr>
+      <w:r>
+        <w:rPr>
+          <w:rFonts w:ascii="Times New Roman" w:hAnsi="Times New Roman" w:eastAsia="Malgun Gothic"/>
+          <w:b/>
+          <w:i w:val="0"/>
+          <w:sz w:val="22"/>
+        </w:rPr>
+        <w:t xml:space="preserve">Зоя: </w:t>
       </w:r>
       <w:r>
         <w:rPr>
@@ -2764,7 +2769,53 @@
           <w:i w:val="0"/>
           <w:sz w:val="22"/>
         </w:rPr>
-        <w:t xml:space="preserve"> Как прошла поездка?</w:t>
+        <w:t>Не спал ведь совсем?</w:t>
+      </w:r>
+    </w:p>
+    <w:p>
+      <w:pPr>
+        <w:spacing w:before="0" w:after="110" w:line="300" w:lineRule="auto"/>
+      </w:pPr>
+      <w:r>
+        <w:rPr>
+          <w:rFonts w:ascii="Times New Roman" w:hAnsi="Times New Roman" w:eastAsia="Malgun Gothic"/>
+          <w:b/>
+          <w:i w:val="0"/>
+          <w:sz w:val="22"/>
+        </w:rPr>
+        <w:t xml:space="preserve">Лёша: </w:t>
+      </w:r>
+      <w:r>
+        <w:rPr>
+          <w:rFonts w:ascii="Times New Roman" w:hAnsi="Times New Roman" w:eastAsia="Malgun Gothic"/>
+          <w:b w:val="0"/>
+          <w:i w:val="0"/>
+          <w:sz w:val="22"/>
+        </w:rPr>
+        <w:t>Подремал в кресле. Минут сорок.</w:t>
+      </w:r>
+    </w:p>
+    <w:p>
+      <w:pPr>
+        <w:spacing w:before="0" w:after="110" w:line="300" w:lineRule="auto"/>
+      </w:pPr>
+      <w:r>
+        <w:rPr>
+          <w:rFonts w:ascii="Times New Roman" w:hAnsi="Times New Roman" w:eastAsia="Malgun Gothic"/>
+          <w:b/>
+          <w:i w:val="0"/>
+          <w:sz w:val="22"/>
+        </w:rPr>
+        <w:t xml:space="preserve">Зоя: </w:t>
+      </w:r>
+      <w:r>
+        <w:rPr>
+          <w:rFonts w:ascii="Times New Roman" w:hAnsi="Times New Roman" w:eastAsia="Malgun Gothic"/>
+          <w:b w:val="0"/>
+          <w:i w:val="0"/>
+          <w:sz w:val="22"/>
+        </w:rPr>
+        <w:t>Сорок минут — это не сон, Алексей, это недоразумение. Накинь плед и садись. Чай с чабрецом, сама летом собирала.</w:t>
       </w:r>
     </w:p>
     <w:p>
@@ -2788,7 +2839,7 @@
           <w:color w:val="555555"/>
           <w:sz w:val="22"/>
         </w:rPr>
-        <w:t>(протягивая письмо)</w:t>
+        <w:t>(отпивает)</w:t>
       </w:r>
       <w:r>
         <w:rPr>
@@ -2797,7 +2848,7 @@
           <w:i w:val="0"/>
           <w:sz w:val="22"/>
         </w:rPr>
-        <w:t xml:space="preserve"> Прочтите сами.</w:t>
+        <w:t xml:space="preserve"> Хорошо… У мамы такой же был, в жестяной банке.</w:t>
       </w:r>
     </w:p>
     <w:p>
@@ -2811,8 +2862,22 @@
           <w:i w:val="0"/>
           <w:sz w:val="22"/>
         </w:rPr>
-        <w:t xml:space="preserve">Ирина: </w:t>
-      </w:r>
+        <w:t xml:space="preserve">Зоя: </w:t>
+      </w:r>
+      <w:r>
+        <w:rPr>
+          <w:rFonts w:ascii="Times New Roman" w:hAnsi="Times New Roman" w:eastAsia="Malgun Gothic"/>
+          <w:b w:val="0"/>
+          <w:i w:val="0"/>
+          <w:sz w:val="22"/>
+        </w:rPr>
+        <w:t>Значит, правильный чабрец.</w:t>
+      </w:r>
+    </w:p>
+    <w:p>
+      <w:pPr>
+        <w:spacing w:before="0" w:after="110" w:line="300" w:lineRule="auto"/>
+      </w:pPr>
       <w:r>
         <w:rPr>
           <w:rFonts w:ascii="Times New Roman" w:hAnsi="Times New Roman" w:eastAsia="Malgun Gothic"/>
@@ -2821,16 +2886,7 @@
           <w:color w:val="555555"/>
           <w:sz w:val="22"/>
         </w:rPr>
-        <w:t>(читает, потом поднимает взгляд)</w:t>
-      </w:r>
-      <w:r>
-        <w:rPr>
-          <w:rFonts w:ascii="Times New Roman" w:hAnsi="Times New Roman" w:eastAsia="Malgun Gothic"/>
-          <w:b w:val="0"/>
-          <w:i w:val="0"/>
-          <w:sz w:val="22"/>
-        </w:rPr>
-        <w:t xml:space="preserve"> Он писал это для вас за год до смерти?</w:t>
+        <w:t>(На веранду запрыгивает рыжий кот и без спроса устраивается у Лёши на коленях.)</w:t>
       </w:r>
     </w:p>
     <w:p>
@@ -2853,7 +2909,7 @@
           <w:i w:val="0"/>
           <w:sz w:val="22"/>
         </w:rPr>
-        <w:t>За год. Не зная, кем я стану, даже не зная, что адресат — это я.</w:t>
+        <w:t>Ого. А это кто у нас?</w:t>
       </w:r>
     </w:p>
     <w:p>
@@ -2867,7 +2923,7 @@
           <w:i w:val="0"/>
           <w:sz w:val="22"/>
         </w:rPr>
-        <w:t xml:space="preserve">Ирина: </w:t>
+        <w:t xml:space="preserve">Зоя: </w:t>
       </w:r>
       <w:r>
         <w:rPr>
@@ -2876,7 +2932,7 @@
           <w:i w:val="0"/>
           <w:sz w:val="22"/>
         </w:rPr>
-        <w:t>Знал ли он, что вы прочтёте это именно тогда, когда это будет нужнее всего?</w:t>
+        <w:t>Барсик. Хозяин дома, если честно. Я тут так, на правах квартирантки.</w:t>
       </w:r>
     </w:p>
     <w:p>
@@ -2899,7 +2955,7 @@
           <w:i w:val="0"/>
           <w:sz w:val="22"/>
         </w:rPr>
-        <w:t>Не знаю. Может, просто писал на будущее, надеясь, что кто-то достойный когда-нибудь прочтёт.</w:t>
+        <w:t>Тяжёлый какой.</w:t>
       </w:r>
     </w:p>
     <w:p>
@@ -2913,7 +2969,7 @@
           <w:i w:val="0"/>
           <w:sz w:val="22"/>
         </w:rPr>
-        <w:t xml:space="preserve">Ирина: </w:t>
+        <w:t xml:space="preserve">Зоя: </w:t>
       </w:r>
       <w:r>
         <w:rPr>
@@ -2922,7 +2978,7 @@
           <w:i w:val="0"/>
           <w:sz w:val="22"/>
         </w:rPr>
-        <w:t>Здесь есть абзац про меня, кажется. Про человека, который скажет неудобную правду в лицо.</w:t>
+        <w:t>Отъелся, бессовестный. Соседи подкармливают, а он потом делает вид, что голодный. Брысь, дай человеку чай попить!</w:t>
       </w:r>
     </w:p>
     <w:p>
@@ -2945,7 +3001,7 @@
           <w:i w:val="0"/>
           <w:sz w:val="22"/>
         </w:rPr>
-        <w:t>Есть. Прочитал его первым, если честно.</w:t>
+        <w:t>Да пусть сидит. Тёплый.</w:t>
       </w:r>
     </w:p>
     <w:p>
@@ -2959,8 +3015,22 @@
           <w:i w:val="0"/>
           <w:sz w:val="22"/>
         </w:rPr>
-        <w:t xml:space="preserve">Ирина: </w:t>
-      </w:r>
+        <w:t xml:space="preserve">Зоя: </w:t>
+      </w:r>
+      <w:r>
+        <w:rPr>
+          <w:rFonts w:ascii="Times New Roman" w:hAnsi="Times New Roman" w:eastAsia="Malgun Gothic"/>
+          <w:b w:val="0"/>
+          <w:i w:val="0"/>
+          <w:sz w:val="22"/>
+        </w:rPr>
+        <w:t>Ну смотри. Шерсть на пиджаке будет — не обижайся.</w:t>
+      </w:r>
+    </w:p>
+    <w:p>
+      <w:pPr>
+        <w:spacing w:before="0" w:after="110" w:line="300" w:lineRule="auto"/>
+      </w:pPr>
       <w:r>
         <w:rPr>
           <w:rFonts w:ascii="Times New Roman" w:hAnsi="Times New Roman" w:eastAsia="Malgun Gothic"/>
@@ -2969,16 +3039,7 @@
           <w:color w:val="555555"/>
           <w:sz w:val="22"/>
         </w:rPr>
-        <w:t>(тронута)</w:t>
-      </w:r>
-      <w:r>
-        <w:rPr>
-          <w:rFonts w:ascii="Times New Roman" w:hAnsi="Times New Roman" w:eastAsia="Malgun Gothic"/>
-          <w:b w:val="0"/>
-          <w:i w:val="0"/>
-          <w:sz w:val="22"/>
-        </w:rPr>
-        <w:t xml:space="preserve"> Повешу копию у себя в кабинете тоже, если не против. Напоминание не помешает никому из нас.</w:t>
+        <w:t>(Из-за забора слышен кашель. Над калиткой показывается голова соседа в кепке.)</w:t>
       </w:r>
     </w:p>
     <w:p>
@@ -2992,7 +3053,7 @@
           <w:i w:val="0"/>
           <w:sz w:val="22"/>
         </w:rPr>
-        <w:t xml:space="preserve">Лёша: </w:t>
+        <w:t xml:space="preserve">Савва Кузьмич: </w:t>
       </w:r>
       <w:r>
         <w:rPr>
@@ -3001,7 +3062,7 @@
           <w:i w:val="0"/>
           <w:sz w:val="22"/>
         </w:rPr>
-        <w:t>Не против. Пусть напоминает всем, кто рядом со мной, а не только мне одному.</w:t>
+        <w:t>Петровна, ты чего это ни свет ни заря? И машины какие-то у ворот. Всё в порядке у тебя?</w:t>
       </w:r>
     </w:p>
     <w:p>
@@ -3015,7 +3076,7 @@
           <w:i w:val="0"/>
           <w:sz w:val="22"/>
         </w:rPr>
-        <w:t xml:space="preserve">Ирина: </w:t>
+        <w:t xml:space="preserve">Зоя: </w:t>
       </w:r>
       <w:r>
         <w:rPr>
@@ -3024,7 +3085,7 @@
           <w:i w:val="0"/>
           <w:sz w:val="22"/>
         </w:rPr>
-        <w:t>Алексей Николаевич, вы позвонили мне ночью перед поездкой. Сами, без напоминания.</w:t>
+        <w:t>Всё в порядке, Кузьмич. Гости у меня.</w:t>
       </w:r>
     </w:p>
     <w:p>
@@ -3038,7 +3099,7 @@
           <w:i w:val="0"/>
           <w:sz w:val="22"/>
         </w:rPr>
-        <w:t xml:space="preserve">Лёша: </w:t>
+        <w:t xml:space="preserve">Савва Кузьмич: </w:t>
       </w:r>
       <w:r>
         <w:rPr>
@@ -3047,7 +3108,7 @@
           <w:i w:val="0"/>
           <w:sz w:val="22"/>
         </w:rPr>
-        <w:t>Позвонил.</w:t>
+        <w:t>Гости… в такую рань? Там парень в машине на меня так глянул — я чуть ведро не уронил.</w:t>
       </w:r>
     </w:p>
     <w:p>
@@ -3061,76 +3122,7 @@
           <w:i w:val="0"/>
           <w:sz w:val="22"/>
         </w:rPr>
-        <w:t xml:space="preserve">Ирина: </w:t>
-      </w:r>
-      <w:r>
-        <w:rPr>
-          <w:rFonts w:ascii="Times New Roman" w:hAnsi="Times New Roman" w:eastAsia="Malgun Gothic"/>
-          <w:b w:val="0"/>
-          <w:i w:val="0"/>
-          <w:sz w:val="22"/>
-        </w:rPr>
-        <w:t>Мелочь, наверное. Но для меня это было важнее любых обещаний на совещании.</w:t>
-      </w:r>
-    </w:p>
-    <w:p>
-      <w:pPr>
-        <w:spacing w:before="0" w:after="110" w:line="300" w:lineRule="auto"/>
-      </w:pPr>
-      <w:r>
-        <w:rPr>
-          <w:rFonts w:ascii="Times New Roman" w:hAnsi="Times New Roman" w:eastAsia="Malgun Gothic"/>
-          <w:b/>
-          <w:i w:val="0"/>
-          <w:sz w:val="22"/>
-        </w:rPr>
         <w:t xml:space="preserve">Лёша: </w:t>
-      </w:r>
-      <w:r>
-        <w:rPr>
-          <w:rFonts w:ascii="Times New Roman" w:hAnsi="Times New Roman" w:eastAsia="Malgun Gothic"/>
-          <w:b w:val="0"/>
-          <w:i w:val="0"/>
-          <w:sz w:val="22"/>
-        </w:rPr>
-        <w:t>Это не мелочь. Месяц назад я бы и не подумал позвонить.</w:t>
-      </w:r>
-    </w:p>
-    <w:p>
-      <w:pPr>
-        <w:spacing w:before="0" w:after="110" w:line="300" w:lineRule="auto"/>
-      </w:pPr>
-      <w:r>
-        <w:rPr>
-          <w:rFonts w:ascii="Times New Roman" w:hAnsi="Times New Roman" w:eastAsia="Malgun Gothic"/>
-          <w:b/>
-          <w:i w:val="0"/>
-          <w:sz w:val="22"/>
-        </w:rPr>
-        <w:t xml:space="preserve">Ирина: </w:t>
-      </w:r>
-      <w:r>
-        <w:rPr>
-          <w:rFonts w:ascii="Times New Roman" w:hAnsi="Times New Roman" w:eastAsia="Malgun Gothic"/>
-          <w:b w:val="0"/>
-          <w:i w:val="0"/>
-          <w:sz w:val="22"/>
-        </w:rPr>
-        <w:t>Вот поэтому и не мелочь.</w:t>
-      </w:r>
-    </w:p>
-    <w:p>
-      <w:pPr>
-        <w:spacing w:before="0" w:after="110" w:line="300" w:lineRule="auto"/>
-      </w:pPr>
-      <w:r>
-        <w:rPr>
-          <w:rFonts w:ascii="Times New Roman" w:hAnsi="Times New Roman" w:eastAsia="Malgun Gothic"/>
-          <w:b/>
-          <w:i w:val="0"/>
-          <w:sz w:val="22"/>
-        </w:rPr>
-        <w:t xml:space="preserve">Катя: </w:t>
       </w:r>
       <w:r>
         <w:rPr>
@@ -3140,7 +3132,7 @@
           <w:color w:val="555555"/>
           <w:sz w:val="22"/>
         </w:rPr>
-        <w:t>(входя)</w:t>
+        <w:t>(привстаёт)</w:t>
       </w:r>
       <w:r>
         <w:rPr>
@@ -3149,7 +3141,7 @@
           <w:i w:val="0"/>
           <w:sz w:val="22"/>
         </w:rPr>
-        <w:t xml:space="preserve"> Простите, что прерываю. Радищев готов представить финальный список сценариев завтра.</w:t>
+        <w:t xml:space="preserve"> Извините, это со мной. Он у нас серьёзный, но не кусается.</w:t>
       </w:r>
     </w:p>
     <w:p>
@@ -3163,7 +3155,7 @@
           <w:i w:val="0"/>
           <w:sz w:val="22"/>
         </w:rPr>
-        <w:t xml:space="preserve">Лёша: </w:t>
+        <w:t xml:space="preserve">Савва Кузьмич: </w:t>
       </w:r>
       <w:r>
         <w:rPr>
@@ -3173,7 +3165,7 @@
           <w:color w:val="555555"/>
           <w:sz w:val="22"/>
         </w:rPr>
-        <w:t>(убирая письмо в нагрудный карман)</w:t>
+        <w:t>(вглядывается)</w:t>
       </w:r>
       <w:r>
         <w:rPr>
@@ -3182,7 +3174,7 @@
           <w:i w:val="0"/>
           <w:sz w:val="22"/>
         </w:rPr>
-        <w:t xml:space="preserve"> Хорошо. Встретим его готовыми — на этот раз по-настоящему готовыми.</w:t>
+        <w:t xml:space="preserve"> Погоди-ка… Это ж вы… по телевизору…</w:t>
       </w:r>
     </w:p>
     <w:p>
@@ -3196,7 +3188,7 @@
           <w:i w:val="0"/>
           <w:sz w:val="22"/>
         </w:rPr>
-        <w:t xml:space="preserve">Ирина: </w:t>
+        <w:t xml:space="preserve">Зоя: </w:t>
       </w:r>
       <w:r>
         <w:rPr>
@@ -3205,7 +3197,7 @@
           <w:i w:val="0"/>
           <w:sz w:val="22"/>
         </w:rPr>
-        <w:t>Вместе?</w:t>
+        <w:t>По телевизору, по телевизору. Иди, Кузьмич, куда шёл. Ты ж за водой?</w:t>
       </w:r>
     </w:p>
     <w:p>
@@ -3219,7 +3211,7 @@
           <w:i w:val="0"/>
           <w:sz w:val="22"/>
         </w:rPr>
-        <w:t xml:space="preserve">Лёша: </w:t>
+        <w:t xml:space="preserve">Савва Кузьмич: </w:t>
       </w:r>
       <w:r>
         <w:rPr>
@@ -3228,21 +3220,7 @@
           <w:i w:val="0"/>
           <w:sz w:val="22"/>
         </w:rPr>
-        <w:t>Вместе, Ирина. Как и должно было быть с самого начала.</w:t>
-      </w:r>
-    </w:p>
-    <w:p>
-      <w:pPr>
-        <w:spacing w:before="0" w:after="110" w:line="300" w:lineRule="auto"/>
-      </w:pPr>
-      <w:r>
-        <w:rPr>
-          <w:rFonts w:ascii="Times New Roman" w:hAnsi="Times New Roman" w:eastAsia="Malgun Gothic"/>
-          <w:b/>
-          <w:i w:val="0"/>
-          <w:sz w:val="22"/>
-        </w:rPr>
-        <w:t xml:space="preserve">Катя: </w:t>
+        <w:t xml:space="preserve">За водой. </w:t>
       </w:r>
       <w:r>
         <w:rPr>
@@ -3252,7 +3230,7 @@
           <w:color w:val="555555"/>
           <w:sz w:val="22"/>
         </w:rPr>
-        <w:t>(от двери)</w:t>
+        <w:t>(Лёше, неловко)</w:t>
       </w:r>
       <w:r>
         <w:rPr>
@@ -3261,7 +3239,7 @@
           <w:i w:val="0"/>
           <w:sz w:val="22"/>
         </w:rPr>
-        <w:t xml:space="preserve"> И ещё, Алексей Николаевич. Звонила ваша мама. Спрашивала, ели ли вы.</w:t>
+        <w:t xml:space="preserve"> Здрасьте тогда. То есть — здравствуйте.</w:t>
       </w:r>
     </w:p>
     <w:p>
@@ -3276,6 +3254,75 @@
           <w:sz w:val="22"/>
         </w:rPr>
         <w:t xml:space="preserve">Лёша: </w:t>
+      </w:r>
+      <w:r>
+        <w:rPr>
+          <w:rFonts w:ascii="Times New Roman" w:hAnsi="Times New Roman" w:eastAsia="Malgun Gothic"/>
+          <w:b w:val="0"/>
+          <w:i w:val="0"/>
+          <w:sz w:val="22"/>
+        </w:rPr>
+        <w:t>Здравствуйте. Как вас по имени-отчеству?</w:t>
+      </w:r>
+    </w:p>
+    <w:p>
+      <w:pPr>
+        <w:spacing w:before="0" w:after="110" w:line="300" w:lineRule="auto"/>
+      </w:pPr>
+      <w:r>
+        <w:rPr>
+          <w:rFonts w:ascii="Times New Roman" w:hAnsi="Times New Roman" w:eastAsia="Malgun Gothic"/>
+          <w:b/>
+          <w:i w:val="0"/>
+          <w:sz w:val="22"/>
+        </w:rPr>
+        <w:t xml:space="preserve">Савва Кузьмич: </w:t>
+      </w:r>
+      <w:r>
+        <w:rPr>
+          <w:rFonts w:ascii="Times New Roman" w:hAnsi="Times New Roman" w:eastAsia="Malgun Gothic"/>
+          <w:b w:val="0"/>
+          <w:i w:val="0"/>
+          <w:sz w:val="22"/>
+        </w:rPr>
+        <w:t>Савва Кузьмич. Да можно просто Кузьмич, меня тут все так зовут.</w:t>
+      </w:r>
+    </w:p>
+    <w:p>
+      <w:pPr>
+        <w:spacing w:before="0" w:after="110" w:line="300" w:lineRule="auto"/>
+      </w:pPr>
+      <w:r>
+        <w:rPr>
+          <w:rFonts w:ascii="Times New Roman" w:hAnsi="Times New Roman" w:eastAsia="Malgun Gothic"/>
+          <w:b/>
+          <w:i w:val="0"/>
+          <w:sz w:val="22"/>
+        </w:rPr>
+        <w:t xml:space="preserve">Лёша: </w:t>
+      </w:r>
+      <w:r>
+        <w:rPr>
+          <w:rFonts w:ascii="Times New Roman" w:hAnsi="Times New Roman" w:eastAsia="Malgun Gothic"/>
+          <w:b w:val="0"/>
+          <w:i w:val="0"/>
+          <w:sz w:val="22"/>
+        </w:rPr>
+        <w:t>Очень приятно. Алексей.</w:t>
+      </w:r>
+    </w:p>
+    <w:p>
+      <w:pPr>
+        <w:spacing w:before="0" w:after="110" w:line="300" w:lineRule="auto"/>
+      </w:pPr>
+      <w:r>
+        <w:rPr>
+          <w:rFonts w:ascii="Times New Roman" w:hAnsi="Times New Roman" w:eastAsia="Malgun Gothic"/>
+          <w:b/>
+          <w:i w:val="0"/>
+          <w:sz w:val="22"/>
+        </w:rPr>
+        <w:t xml:space="preserve">Савва Кузьмич: </w:t>
       </w:r>
       <w:r>
         <w:rPr>
@@ -3285,7 +3332,7 @@
           <w:color w:val="555555"/>
           <w:sz w:val="22"/>
         </w:rPr>
-        <w:t>(впервые за день смеётся)</w:t>
+        <w:t>(крутит головой)</w:t>
       </w:r>
       <w:r>
         <w:rPr>
@@ -3294,11 +3341,425 @@
           <w:i w:val="0"/>
           <w:sz w:val="22"/>
         </w:rPr>
-        <w:t xml:space="preserve"> Скажите ей — ел. Печенье Зои Петровны.</w:t>
+        <w:t xml:space="preserve"> Ну дела… Петровна, ты б хоть предупредила. Я бы побрился.</w:t>
       </w:r>
     </w:p>
     <w:p>
       <w:pPr>
+        <w:spacing w:before="0" w:after="110" w:line="300" w:lineRule="auto"/>
+      </w:pPr>
+      <w:r>
+        <w:rPr>
+          <w:rFonts w:ascii="Times New Roman" w:hAnsi="Times New Roman" w:eastAsia="Malgun Gothic"/>
+          <w:b/>
+          <w:i w:val="0"/>
+          <w:sz w:val="22"/>
+        </w:rPr>
+        <w:t xml:space="preserve">Зоя: </w:t>
+      </w:r>
+      <w:r>
+        <w:rPr>
+          <w:rFonts w:ascii="Times New Roman" w:hAnsi="Times New Roman" w:eastAsia="Malgun Gothic"/>
+          <w:b w:val="0"/>
+          <w:i w:val="0"/>
+          <w:sz w:val="22"/>
+        </w:rPr>
+        <w:t>Тебя предупреждай не предупреждай — всё равно небритый.</w:t>
+      </w:r>
+    </w:p>
+    <w:p>
+      <w:pPr>
+        <w:spacing w:before="0" w:after="110" w:line="300" w:lineRule="auto"/>
+      </w:pPr>
+      <w:r>
+        <w:rPr>
+          <w:rFonts w:ascii="Times New Roman" w:hAnsi="Times New Roman" w:eastAsia="Malgun Gothic"/>
+          <w:b/>
+          <w:i w:val="0"/>
+          <w:sz w:val="22"/>
+        </w:rPr>
+        <w:t xml:space="preserve">Савва Кузьмич: </w:t>
+      </w:r>
+      <w:r>
+        <w:rPr>
+          <w:rFonts w:ascii="Times New Roman" w:hAnsi="Times New Roman" w:eastAsia="Malgun Gothic"/>
+          <w:b w:val="0"/>
+          <w:i w:val="0"/>
+          <w:sz w:val="22"/>
+        </w:rPr>
+        <w:t xml:space="preserve">И то верно. </w:t>
+      </w:r>
+      <w:r>
+        <w:rPr>
+          <w:rFonts w:ascii="Times New Roman" w:hAnsi="Times New Roman" w:eastAsia="Malgun Gothic"/>
+          <w:b w:val="0"/>
+          <w:i/>
+          <w:color w:val="555555"/>
+          <w:sz w:val="22"/>
+        </w:rPr>
+        <w:t>(Лёше)</w:t>
+      </w:r>
+      <w:r>
+        <w:rPr>
+          <w:rFonts w:ascii="Times New Roman" w:hAnsi="Times New Roman" w:eastAsia="Malgun Gothic"/>
+          <w:b w:val="0"/>
+          <w:i w:val="0"/>
+          <w:sz w:val="22"/>
+        </w:rPr>
+        <w:t xml:space="preserve"> Вы это… кота её не балуйте. Он у меня и так всю сметану перетаскал.</w:t>
+      </w:r>
+    </w:p>
+    <w:p>
+      <w:pPr>
+        <w:spacing w:before="0" w:after="110" w:line="300" w:lineRule="auto"/>
+      </w:pPr>
+      <w:r>
+        <w:rPr>
+          <w:rFonts w:ascii="Times New Roman" w:hAnsi="Times New Roman" w:eastAsia="Malgun Gothic"/>
+          <w:b/>
+          <w:i w:val="0"/>
+          <w:sz w:val="22"/>
+        </w:rPr>
+        <w:t xml:space="preserve">Лёша: </w:t>
+      </w:r>
+      <w:r>
+        <w:rPr>
+          <w:rFonts w:ascii="Times New Roman" w:hAnsi="Times New Roman" w:eastAsia="Malgun Gothic"/>
+          <w:b w:val="0"/>
+          <w:i w:val="0"/>
+          <w:sz w:val="22"/>
+        </w:rPr>
+        <w:t>Не буду. Обещаю.</w:t>
+      </w:r>
+    </w:p>
+    <w:p>
+      <w:pPr>
+        <w:spacing w:before="0" w:after="110" w:line="300" w:lineRule="auto"/>
+      </w:pPr>
+      <w:r>
+        <w:rPr>
+          <w:rFonts w:ascii="Times New Roman" w:hAnsi="Times New Roman" w:eastAsia="Malgun Gothic"/>
+          <w:b/>
+          <w:i w:val="0"/>
+          <w:sz w:val="22"/>
+        </w:rPr>
+        <w:t xml:space="preserve">Савва Кузьмич: </w:t>
+      </w:r>
+      <w:r>
+        <w:rPr>
+          <w:rFonts w:ascii="Times New Roman" w:hAnsi="Times New Roman" w:eastAsia="Malgun Gothic"/>
+          <w:b w:val="0"/>
+          <w:i w:val="0"/>
+          <w:sz w:val="22"/>
+        </w:rPr>
+        <w:t>Ну, бывайте здоровы. Я тебе, Петровна, яичек потом занесу, свежих.</w:t>
+      </w:r>
+    </w:p>
+    <w:p>
+      <w:pPr>
+        <w:spacing w:before="0" w:after="110" w:line="300" w:lineRule="auto"/>
+      </w:pPr>
+      <w:r>
+        <w:rPr>
+          <w:rFonts w:ascii="Times New Roman" w:hAnsi="Times New Roman" w:eastAsia="Malgun Gothic"/>
+          <w:b/>
+          <w:i w:val="0"/>
+          <w:sz w:val="22"/>
+        </w:rPr>
+        <w:t xml:space="preserve">Зоя: </w:t>
+      </w:r>
+      <w:r>
+        <w:rPr>
+          <w:rFonts w:ascii="Times New Roman" w:hAnsi="Times New Roman" w:eastAsia="Malgun Gothic"/>
+          <w:b w:val="0"/>
+          <w:i w:val="0"/>
+          <w:sz w:val="22"/>
+        </w:rPr>
+        <w:t>И тебе не хворать. Занеси.</w:t>
+      </w:r>
+    </w:p>
+    <w:p>
+      <w:pPr>
+        <w:spacing w:before="0" w:after="110" w:line="300" w:lineRule="auto"/>
+      </w:pPr>
+      <w:r>
+        <w:rPr>
+          <w:rFonts w:ascii="Times New Roman" w:hAnsi="Times New Roman" w:eastAsia="Malgun Gothic"/>
+          <w:b w:val="0"/>
+          <w:i/>
+          <w:color w:val="555555"/>
+          <w:sz w:val="22"/>
+        </w:rPr>
+        <w:t>(Сосед уходит, гремя ведром.)</w:t>
+      </w:r>
+    </w:p>
+    <w:p>
+      <w:pPr>
+        <w:spacing w:before="0" w:after="110" w:line="300" w:lineRule="auto"/>
+      </w:pPr>
+      <w:r>
+        <w:rPr>
+          <w:rFonts w:ascii="Times New Roman" w:hAnsi="Times New Roman" w:eastAsia="Malgun Gothic"/>
+          <w:b/>
+          <w:i w:val="0"/>
+          <w:sz w:val="22"/>
+        </w:rPr>
+        <w:t xml:space="preserve">Лёша: </w:t>
+      </w:r>
+      <w:r>
+        <w:rPr>
+          <w:rFonts w:ascii="Times New Roman" w:hAnsi="Times New Roman" w:eastAsia="Malgun Gothic"/>
+          <w:b w:val="0"/>
+          <w:i/>
+          <w:color w:val="555555"/>
+          <w:sz w:val="22"/>
+        </w:rPr>
+        <w:t>(смеётся)</w:t>
+      </w:r>
+      <w:r>
+        <w:rPr>
+          <w:rFonts w:ascii="Times New Roman" w:hAnsi="Times New Roman" w:eastAsia="Malgun Gothic"/>
+          <w:b w:val="0"/>
+          <w:i w:val="0"/>
+          <w:sz w:val="22"/>
+        </w:rPr>
+        <w:t xml:space="preserve"> «Я бы побрился».</w:t>
+      </w:r>
+    </w:p>
+    <w:p>
+      <w:pPr>
+        <w:spacing w:before="0" w:after="110" w:line="300" w:lineRule="auto"/>
+      </w:pPr>
+      <w:r>
+        <w:rPr>
+          <w:rFonts w:ascii="Times New Roman" w:hAnsi="Times New Roman" w:eastAsia="Malgun Gothic"/>
+          <w:b/>
+          <w:i w:val="0"/>
+          <w:sz w:val="22"/>
+        </w:rPr>
+        <w:t xml:space="preserve">Зоя: </w:t>
+      </w:r>
+      <w:r>
+        <w:rPr>
+          <w:rFonts w:ascii="Times New Roman" w:hAnsi="Times New Roman" w:eastAsia="Malgun Gothic"/>
+          <w:b w:val="0"/>
+          <w:i w:val="0"/>
+          <w:sz w:val="22"/>
+        </w:rPr>
+        <w:t>Он хороший. Живём через забор — ни разу всерьёз не поругались. Ещё чаю?</w:t>
+      </w:r>
+    </w:p>
+    <w:p>
+      <w:pPr>
+        <w:spacing w:before="0" w:after="110" w:line="300" w:lineRule="auto"/>
+      </w:pPr>
+      <w:r>
+        <w:rPr>
+          <w:rFonts w:ascii="Times New Roman" w:hAnsi="Times New Roman" w:eastAsia="Malgun Gothic"/>
+          <w:b/>
+          <w:i w:val="0"/>
+          <w:sz w:val="22"/>
+        </w:rPr>
+        <w:t xml:space="preserve">Лёша: </w:t>
+      </w:r>
+      <w:r>
+        <w:rPr>
+          <w:rFonts w:ascii="Times New Roman" w:hAnsi="Times New Roman" w:eastAsia="Malgun Gothic"/>
+          <w:b w:val="0"/>
+          <w:i w:val="0"/>
+          <w:sz w:val="22"/>
+        </w:rPr>
+        <w:t>Нет, спасибо, Зоя Петровна. Пора ехать.</w:t>
+      </w:r>
+    </w:p>
+    <w:p>
+      <w:pPr>
+        <w:spacing w:before="0" w:after="110" w:line="300" w:lineRule="auto"/>
+      </w:pPr>
+      <w:r>
+        <w:rPr>
+          <w:rFonts w:ascii="Times New Roman" w:hAnsi="Times New Roman" w:eastAsia="Malgun Gothic"/>
+          <w:b/>
+          <w:i w:val="0"/>
+          <w:sz w:val="22"/>
+        </w:rPr>
+        <w:t xml:space="preserve">Зоя: </w:t>
+      </w:r>
+      <w:r>
+        <w:rPr>
+          <w:rFonts w:ascii="Times New Roman" w:hAnsi="Times New Roman" w:eastAsia="Malgun Gothic"/>
+          <w:b w:val="0"/>
+          <w:i w:val="0"/>
+          <w:sz w:val="22"/>
+        </w:rPr>
+        <w:t>Посиди пять минут. Москва подождёт, никуда не денется. И печенье с собой возьми, я тебе в пакет сложила.</w:t>
+      </w:r>
+    </w:p>
+    <w:p>
+      <w:pPr>
+        <w:spacing w:before="0" w:after="110" w:line="300" w:lineRule="auto"/>
+      </w:pPr>
+      <w:r>
+        <w:rPr>
+          <w:rFonts w:ascii="Times New Roman" w:hAnsi="Times New Roman" w:eastAsia="Malgun Gothic"/>
+          <w:b/>
+          <w:i w:val="0"/>
+          <w:sz w:val="22"/>
+        </w:rPr>
+        <w:t xml:space="preserve">Лёша: </w:t>
+      </w:r>
+      <w:r>
+        <w:rPr>
+          <w:rFonts w:ascii="Times New Roman" w:hAnsi="Times New Roman" w:eastAsia="Malgun Gothic"/>
+          <w:b w:val="0"/>
+          <w:i w:val="0"/>
+          <w:sz w:val="22"/>
+        </w:rPr>
+        <w:t>Куда мне столько?</w:t>
+      </w:r>
+    </w:p>
+    <w:p>
+      <w:pPr>
+        <w:spacing w:before="0" w:after="110" w:line="300" w:lineRule="auto"/>
+      </w:pPr>
+      <w:r>
+        <w:rPr>
+          <w:rFonts w:ascii="Times New Roman" w:hAnsi="Times New Roman" w:eastAsia="Malgun Gothic"/>
+          <w:b/>
+          <w:i w:val="0"/>
+          <w:sz w:val="22"/>
+        </w:rPr>
+        <w:t xml:space="preserve">Зоя: </w:t>
+      </w:r>
+      <w:r>
+        <w:rPr>
+          <w:rFonts w:ascii="Times New Roman" w:hAnsi="Times New Roman" w:eastAsia="Malgun Gothic"/>
+          <w:b w:val="0"/>
+          <w:i w:val="0"/>
+          <w:sz w:val="22"/>
+        </w:rPr>
+        <w:t>Охране своей раздашь. Молодой человек вон с ночи не евши сидит, я видела.</w:t>
+      </w:r>
+    </w:p>
+    <w:p>
+      <w:pPr>
+        <w:spacing w:before="0" w:after="110" w:line="300" w:lineRule="auto"/>
+      </w:pPr>
+      <w:r>
+        <w:rPr>
+          <w:rFonts w:ascii="Times New Roman" w:hAnsi="Times New Roman" w:eastAsia="Malgun Gothic"/>
+          <w:b/>
+          <w:i w:val="0"/>
+          <w:sz w:val="22"/>
+        </w:rPr>
+        <w:t xml:space="preserve">Лёша: </w:t>
+      </w:r>
+      <w:r>
+        <w:rPr>
+          <w:rFonts w:ascii="Times New Roman" w:hAnsi="Times New Roman" w:eastAsia="Malgun Gothic"/>
+          <w:b w:val="0"/>
+          <w:i/>
+          <w:color w:val="555555"/>
+          <w:sz w:val="22"/>
+        </w:rPr>
+        <w:t>(оборачиваясь к калитке)</w:t>
+      </w:r>
+      <w:r>
+        <w:rPr>
+          <w:rFonts w:ascii="Times New Roman" w:hAnsi="Times New Roman" w:eastAsia="Malgun Gothic"/>
+          <w:b w:val="0"/>
+          <w:i w:val="0"/>
+          <w:sz w:val="22"/>
+        </w:rPr>
+        <w:t xml:space="preserve"> Слышали? Вас кормят!</w:t>
+      </w:r>
+    </w:p>
+    <w:p>
+      <w:pPr>
+        <w:spacing w:before="0" w:after="110" w:line="300" w:lineRule="auto"/>
+      </w:pPr>
+      <w:r>
+        <w:rPr>
+          <w:rFonts w:ascii="Times New Roman" w:hAnsi="Times New Roman" w:eastAsia="Malgun Gothic"/>
+          <w:b w:val="0"/>
+          <w:i/>
+          <w:color w:val="555555"/>
+          <w:sz w:val="22"/>
+        </w:rPr>
+        <w:t>(Охранник у машины неловко кивает.)</w:t>
+      </w:r>
+    </w:p>
+    <w:p>
+      <w:pPr>
+        <w:spacing w:before="0" w:after="110" w:line="300" w:lineRule="auto"/>
+      </w:pPr>
+      <w:r>
+        <w:rPr>
+          <w:rFonts w:ascii="Times New Roman" w:hAnsi="Times New Roman" w:eastAsia="Malgun Gothic"/>
+          <w:b/>
+          <w:i w:val="0"/>
+          <w:sz w:val="22"/>
+        </w:rPr>
+        <w:t xml:space="preserve">Зоя: </w:t>
+      </w:r>
+      <w:r>
+        <w:rPr>
+          <w:rFonts w:ascii="Times New Roman" w:hAnsi="Times New Roman" w:eastAsia="Malgun Gothic"/>
+          <w:b w:val="0"/>
+          <w:i w:val="0"/>
+          <w:sz w:val="22"/>
+        </w:rPr>
+        <w:t>Ну, езжай. Как доберёшься — отзвонись, а то я волноваться буду.</w:t>
+      </w:r>
+    </w:p>
+    <w:p>
+      <w:pPr>
+        <w:spacing w:before="0" w:after="110" w:line="300" w:lineRule="auto"/>
+      </w:pPr>
+      <w:r>
+        <w:rPr>
+          <w:rFonts w:ascii="Times New Roman" w:hAnsi="Times New Roman" w:eastAsia="Malgun Gothic"/>
+          <w:b/>
+          <w:i w:val="0"/>
+          <w:sz w:val="22"/>
+        </w:rPr>
+        <w:t xml:space="preserve">Лёша: </w:t>
+      </w:r>
+      <w:r>
+        <w:rPr>
+          <w:rFonts w:ascii="Times New Roman" w:hAnsi="Times New Roman" w:eastAsia="Malgun Gothic"/>
+          <w:b w:val="0"/>
+          <w:i w:val="0"/>
+          <w:sz w:val="22"/>
+        </w:rPr>
+        <w:t>Отзвонюсь. Спасибо вам — за чай, за плед… за всё.</w:t>
+      </w:r>
+    </w:p>
+    <w:p>
+      <w:pPr>
+        <w:spacing w:before="0" w:after="110" w:line="300" w:lineRule="auto"/>
+      </w:pPr>
+      <w:r>
+        <w:rPr>
+          <w:rFonts w:ascii="Times New Roman" w:hAnsi="Times New Roman" w:eastAsia="Malgun Gothic"/>
+          <w:b/>
+          <w:i w:val="0"/>
+          <w:sz w:val="22"/>
+        </w:rPr>
+        <w:t xml:space="preserve">Зоя: </w:t>
+      </w:r>
+      <w:r>
+        <w:rPr>
+          <w:rFonts w:ascii="Times New Roman" w:hAnsi="Times New Roman" w:eastAsia="Malgun Gothic"/>
+          <w:b w:val="0"/>
+          <w:i w:val="0"/>
+          <w:sz w:val="22"/>
+        </w:rPr>
+        <w:t>Иди уже, а то расплачусь. Барсик, слезай, кому говорю!</w:t>
+      </w:r>
+    </w:p>
+    <w:p>
+      <w:pPr>
         <w:keepNext/>
         <w:spacing w:before="320" w:after="140"/>
       </w:pPr>
@@ -3310,11 +3771,590 @@
           <w:color w:val="1F3864"/>
           <w:sz w:val="26"/>
         </w:rPr>
-        <w:t>핵심 문학 인용</w:t>
+        <w:t>장면 7 — 돌아오는 길</w:t>
       </w:r>
     </w:p>
     <w:p>
       <w:pPr>
+        <w:spacing w:before="0" w:after="110" w:line="300" w:lineRule="auto"/>
+      </w:pPr>
+      <w:r>
+        <w:rPr>
+          <w:rFonts w:ascii="Times New Roman" w:hAnsi="Times New Roman" w:eastAsia="Malgun Gothic"/>
+          <w:b/>
+          <w:i w:val="0"/>
+          <w:sz w:val="22"/>
+        </w:rPr>
+        <w:t xml:space="preserve">Ирина: </w:t>
+      </w:r>
+      <w:r>
+        <w:rPr>
+          <w:rFonts w:ascii="Times New Roman" w:hAnsi="Times New Roman" w:eastAsia="Malgun Gothic"/>
+          <w:b w:val="0"/>
+          <w:i/>
+          <w:color w:val="555555"/>
+          <w:sz w:val="22"/>
+        </w:rPr>
+        <w:t>(встречая Лёшу по возвращении)</w:t>
+      </w:r>
+      <w:r>
+        <w:rPr>
+          <w:rFonts w:ascii="Times New Roman" w:hAnsi="Times New Roman" w:eastAsia="Malgun Gothic"/>
+          <w:b w:val="0"/>
+          <w:i w:val="0"/>
+          <w:sz w:val="22"/>
+        </w:rPr>
+        <w:t xml:space="preserve"> Как прошла поездка?</w:t>
+      </w:r>
+    </w:p>
+    <w:p>
+      <w:pPr>
+        <w:spacing w:before="0" w:after="110" w:line="300" w:lineRule="auto"/>
+      </w:pPr>
+      <w:r>
+        <w:rPr>
+          <w:rFonts w:ascii="Times New Roman" w:hAnsi="Times New Roman" w:eastAsia="Malgun Gothic"/>
+          <w:b/>
+          <w:i w:val="0"/>
+          <w:sz w:val="22"/>
+        </w:rPr>
+        <w:t xml:space="preserve">Лёша: </w:t>
+      </w:r>
+      <w:r>
+        <w:rPr>
+          <w:rFonts w:ascii="Times New Roman" w:hAnsi="Times New Roman" w:eastAsia="Malgun Gothic"/>
+          <w:b w:val="0"/>
+          <w:i/>
+          <w:color w:val="555555"/>
+          <w:sz w:val="22"/>
+        </w:rPr>
+        <w:t>(протягивая письмо)</w:t>
+      </w:r>
+      <w:r>
+        <w:rPr>
+          <w:rFonts w:ascii="Times New Roman" w:hAnsi="Times New Roman" w:eastAsia="Malgun Gothic"/>
+          <w:b w:val="0"/>
+          <w:i w:val="0"/>
+          <w:sz w:val="22"/>
+        </w:rPr>
+        <w:t xml:space="preserve"> Прочтите сами.</w:t>
+      </w:r>
+    </w:p>
+    <w:p>
+      <w:pPr>
+        <w:spacing w:before="0" w:after="110" w:line="300" w:lineRule="auto"/>
+      </w:pPr>
+      <w:r>
+        <w:rPr>
+          <w:rFonts w:ascii="Times New Roman" w:hAnsi="Times New Roman" w:eastAsia="Malgun Gothic"/>
+          <w:b/>
+          <w:i w:val="0"/>
+          <w:sz w:val="22"/>
+        </w:rPr>
+        <w:t xml:space="preserve">Ирина: </w:t>
+      </w:r>
+      <w:r>
+        <w:rPr>
+          <w:rFonts w:ascii="Times New Roman" w:hAnsi="Times New Roman" w:eastAsia="Malgun Gothic"/>
+          <w:b w:val="0"/>
+          <w:i/>
+          <w:color w:val="555555"/>
+          <w:sz w:val="22"/>
+        </w:rPr>
+        <w:t>(читает, потом поднимает взгляд)</w:t>
+      </w:r>
+      <w:r>
+        <w:rPr>
+          <w:rFonts w:ascii="Times New Roman" w:hAnsi="Times New Roman" w:eastAsia="Malgun Gothic"/>
+          <w:b w:val="0"/>
+          <w:i w:val="0"/>
+          <w:sz w:val="22"/>
+        </w:rPr>
+        <w:t xml:space="preserve"> Он писал это для вас за год до смерти?</w:t>
+      </w:r>
+    </w:p>
+    <w:p>
+      <w:pPr>
+        <w:spacing w:before="0" w:after="110" w:line="300" w:lineRule="auto"/>
+      </w:pPr>
+      <w:r>
+        <w:rPr>
+          <w:rFonts w:ascii="Times New Roman" w:hAnsi="Times New Roman" w:eastAsia="Malgun Gothic"/>
+          <w:b/>
+          <w:i w:val="0"/>
+          <w:sz w:val="22"/>
+        </w:rPr>
+        <w:t xml:space="preserve">Лёша: </w:t>
+      </w:r>
+      <w:r>
+        <w:rPr>
+          <w:rFonts w:ascii="Times New Roman" w:hAnsi="Times New Roman" w:eastAsia="Malgun Gothic"/>
+          <w:b w:val="0"/>
+          <w:i w:val="0"/>
+          <w:sz w:val="22"/>
+        </w:rPr>
+        <w:t>За год. Не зная, кем я стану, даже не зная, что адресат — это я.</w:t>
+      </w:r>
+    </w:p>
+    <w:p>
+      <w:pPr>
+        <w:spacing w:before="0" w:after="110" w:line="300" w:lineRule="auto"/>
+      </w:pPr>
+      <w:r>
+        <w:rPr>
+          <w:rFonts w:ascii="Times New Roman" w:hAnsi="Times New Roman" w:eastAsia="Malgun Gothic"/>
+          <w:b/>
+          <w:i w:val="0"/>
+          <w:sz w:val="22"/>
+        </w:rPr>
+        <w:t xml:space="preserve">Ирина: </w:t>
+      </w:r>
+      <w:r>
+        <w:rPr>
+          <w:rFonts w:ascii="Times New Roman" w:hAnsi="Times New Roman" w:eastAsia="Malgun Gothic"/>
+          <w:b w:val="0"/>
+          <w:i w:val="0"/>
+          <w:sz w:val="22"/>
+        </w:rPr>
+        <w:t>Знал ли он, что вы прочтёте это именно тогда, когда это будет нужнее всего?</w:t>
+      </w:r>
+    </w:p>
+    <w:p>
+      <w:pPr>
+        <w:spacing w:before="0" w:after="110" w:line="300" w:lineRule="auto"/>
+      </w:pPr>
+      <w:r>
+        <w:rPr>
+          <w:rFonts w:ascii="Times New Roman" w:hAnsi="Times New Roman" w:eastAsia="Malgun Gothic"/>
+          <w:b/>
+          <w:i w:val="0"/>
+          <w:sz w:val="22"/>
+        </w:rPr>
+        <w:t xml:space="preserve">Лёша: </w:t>
+      </w:r>
+      <w:r>
+        <w:rPr>
+          <w:rFonts w:ascii="Times New Roman" w:hAnsi="Times New Roman" w:eastAsia="Malgun Gothic"/>
+          <w:b w:val="0"/>
+          <w:i w:val="0"/>
+          <w:sz w:val="22"/>
+        </w:rPr>
+        <w:t>Не знаю. Может, просто писал на будущее, надеясь, что кто-то достойный когда-нибудь прочтёт.</w:t>
+      </w:r>
+    </w:p>
+    <w:p>
+      <w:pPr>
+        <w:spacing w:before="0" w:after="110" w:line="300" w:lineRule="auto"/>
+      </w:pPr>
+      <w:r>
+        <w:rPr>
+          <w:rFonts w:ascii="Times New Roman" w:hAnsi="Times New Roman" w:eastAsia="Malgun Gothic"/>
+          <w:b/>
+          <w:i w:val="0"/>
+          <w:sz w:val="22"/>
+        </w:rPr>
+        <w:t xml:space="preserve">Ирина: </w:t>
+      </w:r>
+      <w:r>
+        <w:rPr>
+          <w:rFonts w:ascii="Times New Roman" w:hAnsi="Times New Roman" w:eastAsia="Malgun Gothic"/>
+          <w:b w:val="0"/>
+          <w:i w:val="0"/>
+          <w:sz w:val="22"/>
+        </w:rPr>
+        <w:t>Здесь есть абзац про меня, кажется. Про человека, который скажет неудобную правду в лицо.</w:t>
+      </w:r>
+    </w:p>
+    <w:p>
+      <w:pPr>
+        <w:spacing w:before="0" w:after="110" w:line="300" w:lineRule="auto"/>
+      </w:pPr>
+      <w:r>
+        <w:rPr>
+          <w:rFonts w:ascii="Times New Roman" w:hAnsi="Times New Roman" w:eastAsia="Malgun Gothic"/>
+          <w:b/>
+          <w:i w:val="0"/>
+          <w:sz w:val="22"/>
+        </w:rPr>
+        <w:t xml:space="preserve">Лёша: </w:t>
+      </w:r>
+      <w:r>
+        <w:rPr>
+          <w:rFonts w:ascii="Times New Roman" w:hAnsi="Times New Roman" w:eastAsia="Malgun Gothic"/>
+          <w:b w:val="0"/>
+          <w:i w:val="0"/>
+          <w:sz w:val="22"/>
+        </w:rPr>
+        <w:t>Есть. Прочитал его первым, если честно.</w:t>
+      </w:r>
+    </w:p>
+    <w:p>
+      <w:pPr>
+        <w:spacing w:before="0" w:after="110" w:line="300" w:lineRule="auto"/>
+      </w:pPr>
+      <w:r>
+        <w:rPr>
+          <w:rFonts w:ascii="Times New Roman" w:hAnsi="Times New Roman" w:eastAsia="Malgun Gothic"/>
+          <w:b/>
+          <w:i w:val="0"/>
+          <w:sz w:val="22"/>
+        </w:rPr>
+        <w:t xml:space="preserve">Ирина: </w:t>
+      </w:r>
+      <w:r>
+        <w:rPr>
+          <w:rFonts w:ascii="Times New Roman" w:hAnsi="Times New Roman" w:eastAsia="Malgun Gothic"/>
+          <w:b w:val="0"/>
+          <w:i/>
+          <w:color w:val="555555"/>
+          <w:sz w:val="22"/>
+        </w:rPr>
+        <w:t>(тронута)</w:t>
+      </w:r>
+      <w:r>
+        <w:rPr>
+          <w:rFonts w:ascii="Times New Roman" w:hAnsi="Times New Roman" w:eastAsia="Malgun Gothic"/>
+          <w:b w:val="0"/>
+          <w:i w:val="0"/>
+          <w:sz w:val="22"/>
+        </w:rPr>
+        <w:t xml:space="preserve"> Повешу копию у себя в кабинете тоже, если не против. Напоминание не помешает никому из нас.</w:t>
+      </w:r>
+    </w:p>
+    <w:p>
+      <w:pPr>
+        <w:spacing w:before="0" w:after="110" w:line="300" w:lineRule="auto"/>
+      </w:pPr>
+      <w:r>
+        <w:rPr>
+          <w:rFonts w:ascii="Times New Roman" w:hAnsi="Times New Roman" w:eastAsia="Malgun Gothic"/>
+          <w:b/>
+          <w:i w:val="0"/>
+          <w:sz w:val="22"/>
+        </w:rPr>
+        <w:t xml:space="preserve">Лёша: </w:t>
+      </w:r>
+      <w:r>
+        <w:rPr>
+          <w:rFonts w:ascii="Times New Roman" w:hAnsi="Times New Roman" w:eastAsia="Malgun Gothic"/>
+          <w:b w:val="0"/>
+          <w:i w:val="0"/>
+          <w:sz w:val="22"/>
+        </w:rPr>
+        <w:t>Не против. Пусть напоминает всем, кто рядом со мной, а не только мне одному.</w:t>
+      </w:r>
+    </w:p>
+    <w:p>
+      <w:pPr>
+        <w:spacing w:before="0" w:after="110" w:line="300" w:lineRule="auto"/>
+      </w:pPr>
+      <w:r>
+        <w:rPr>
+          <w:rFonts w:ascii="Times New Roman" w:hAnsi="Times New Roman" w:eastAsia="Malgun Gothic"/>
+          <w:b/>
+          <w:i w:val="0"/>
+          <w:sz w:val="22"/>
+        </w:rPr>
+        <w:t xml:space="preserve">Ирина: </w:t>
+      </w:r>
+      <w:r>
+        <w:rPr>
+          <w:rFonts w:ascii="Times New Roman" w:hAnsi="Times New Roman" w:eastAsia="Malgun Gothic"/>
+          <w:b w:val="0"/>
+          <w:i w:val="0"/>
+          <w:sz w:val="22"/>
+        </w:rPr>
+        <w:t>Алексей Николаевич, вы позвонили мне ночью перед поездкой. Сами, без напоминания.</w:t>
+      </w:r>
+    </w:p>
+    <w:p>
+      <w:pPr>
+        <w:spacing w:before="0" w:after="110" w:line="300" w:lineRule="auto"/>
+      </w:pPr>
+      <w:r>
+        <w:rPr>
+          <w:rFonts w:ascii="Times New Roman" w:hAnsi="Times New Roman" w:eastAsia="Malgun Gothic"/>
+          <w:b/>
+          <w:i w:val="0"/>
+          <w:sz w:val="22"/>
+        </w:rPr>
+        <w:t xml:space="preserve">Лёша: </w:t>
+      </w:r>
+      <w:r>
+        <w:rPr>
+          <w:rFonts w:ascii="Times New Roman" w:hAnsi="Times New Roman" w:eastAsia="Malgun Gothic"/>
+          <w:b w:val="0"/>
+          <w:i w:val="0"/>
+          <w:sz w:val="22"/>
+        </w:rPr>
+        <w:t>Позвонил.</w:t>
+      </w:r>
+    </w:p>
+    <w:p>
+      <w:pPr>
+        <w:spacing w:before="0" w:after="110" w:line="300" w:lineRule="auto"/>
+      </w:pPr>
+      <w:r>
+        <w:rPr>
+          <w:rFonts w:ascii="Times New Roman" w:hAnsi="Times New Roman" w:eastAsia="Malgun Gothic"/>
+          <w:b/>
+          <w:i w:val="0"/>
+          <w:sz w:val="22"/>
+        </w:rPr>
+        <w:t xml:space="preserve">Ирина: </w:t>
+      </w:r>
+      <w:r>
+        <w:rPr>
+          <w:rFonts w:ascii="Times New Roman" w:hAnsi="Times New Roman" w:eastAsia="Malgun Gothic"/>
+          <w:b w:val="0"/>
+          <w:i w:val="0"/>
+          <w:sz w:val="22"/>
+        </w:rPr>
+        <w:t>Мелочь, наверное. Но для меня это было важнее любых обещаний на совещании.</w:t>
+      </w:r>
+    </w:p>
+    <w:p>
+      <w:pPr>
+        <w:spacing w:before="0" w:after="110" w:line="300" w:lineRule="auto"/>
+      </w:pPr>
+      <w:r>
+        <w:rPr>
+          <w:rFonts w:ascii="Times New Roman" w:hAnsi="Times New Roman" w:eastAsia="Malgun Gothic"/>
+          <w:b/>
+          <w:i w:val="0"/>
+          <w:sz w:val="22"/>
+        </w:rPr>
+        <w:t xml:space="preserve">Лёша: </w:t>
+      </w:r>
+      <w:r>
+        <w:rPr>
+          <w:rFonts w:ascii="Times New Roman" w:hAnsi="Times New Roman" w:eastAsia="Malgun Gothic"/>
+          <w:b w:val="0"/>
+          <w:i w:val="0"/>
+          <w:sz w:val="22"/>
+        </w:rPr>
+        <w:t>Это не мелочь. Месяц назад я бы и не подумал позвонить.</w:t>
+      </w:r>
+    </w:p>
+    <w:p>
+      <w:pPr>
+        <w:spacing w:before="0" w:after="110" w:line="300" w:lineRule="auto"/>
+      </w:pPr>
+      <w:r>
+        <w:rPr>
+          <w:rFonts w:ascii="Times New Roman" w:hAnsi="Times New Roman" w:eastAsia="Malgun Gothic"/>
+          <w:b/>
+          <w:i w:val="0"/>
+          <w:sz w:val="22"/>
+        </w:rPr>
+        <w:t xml:space="preserve">Ирина: </w:t>
+      </w:r>
+      <w:r>
+        <w:rPr>
+          <w:rFonts w:ascii="Times New Roman" w:hAnsi="Times New Roman" w:eastAsia="Malgun Gothic"/>
+          <w:b w:val="0"/>
+          <w:i w:val="0"/>
+          <w:sz w:val="22"/>
+        </w:rPr>
+        <w:t>Вот поэтому и не мелочь.</w:t>
+      </w:r>
+    </w:p>
+    <w:p>
+      <w:pPr>
+        <w:spacing w:before="0" w:after="110" w:line="300" w:lineRule="auto"/>
+      </w:pPr>
+      <w:r>
+        <w:rPr>
+          <w:rFonts w:ascii="Times New Roman" w:hAnsi="Times New Roman" w:eastAsia="Malgun Gothic"/>
+          <w:b/>
+          <w:i w:val="0"/>
+          <w:sz w:val="22"/>
+        </w:rPr>
+        <w:t xml:space="preserve">Катя: </w:t>
+      </w:r>
+      <w:r>
+        <w:rPr>
+          <w:rFonts w:ascii="Times New Roman" w:hAnsi="Times New Roman" w:eastAsia="Malgun Gothic"/>
+          <w:b w:val="0"/>
+          <w:i/>
+          <w:color w:val="555555"/>
+          <w:sz w:val="22"/>
+        </w:rPr>
+        <w:t>(входя)</w:t>
+      </w:r>
+      <w:r>
+        <w:rPr>
+          <w:rFonts w:ascii="Times New Roman" w:hAnsi="Times New Roman" w:eastAsia="Malgun Gothic"/>
+          <w:b w:val="0"/>
+          <w:i w:val="0"/>
+          <w:sz w:val="22"/>
+        </w:rPr>
+        <w:t xml:space="preserve"> Простите, что прерываю. Радищев готов представить финальный список сценариев завтра.</w:t>
+      </w:r>
+    </w:p>
+    <w:p>
+      <w:pPr>
+        <w:spacing w:before="0" w:after="110" w:line="300" w:lineRule="auto"/>
+      </w:pPr>
+      <w:r>
+        <w:rPr>
+          <w:rFonts w:ascii="Times New Roman" w:hAnsi="Times New Roman" w:eastAsia="Malgun Gothic"/>
+          <w:b/>
+          <w:i w:val="0"/>
+          <w:sz w:val="22"/>
+        </w:rPr>
+        <w:t xml:space="preserve">Лёша: </w:t>
+      </w:r>
+      <w:r>
+        <w:rPr>
+          <w:rFonts w:ascii="Times New Roman" w:hAnsi="Times New Roman" w:eastAsia="Malgun Gothic"/>
+          <w:b w:val="0"/>
+          <w:i/>
+          <w:color w:val="555555"/>
+          <w:sz w:val="22"/>
+        </w:rPr>
+        <w:t>(убирая письмо в нагрудный карман)</w:t>
+      </w:r>
+      <w:r>
+        <w:rPr>
+          <w:rFonts w:ascii="Times New Roman" w:hAnsi="Times New Roman" w:eastAsia="Malgun Gothic"/>
+          <w:b w:val="0"/>
+          <w:i w:val="0"/>
+          <w:sz w:val="22"/>
+        </w:rPr>
+        <w:t xml:space="preserve"> Хорошо. Встретим его готовыми — на этот раз по-настоящему готовыми.</w:t>
+      </w:r>
+    </w:p>
+    <w:p>
+      <w:pPr>
+        <w:spacing w:before="0" w:after="110" w:line="300" w:lineRule="auto"/>
+      </w:pPr>
+      <w:r>
+        <w:rPr>
+          <w:rFonts w:ascii="Times New Roman" w:hAnsi="Times New Roman" w:eastAsia="Malgun Gothic"/>
+          <w:b/>
+          <w:i w:val="0"/>
+          <w:sz w:val="22"/>
+        </w:rPr>
+        <w:t xml:space="preserve">Ирина: </w:t>
+      </w:r>
+      <w:r>
+        <w:rPr>
+          <w:rFonts w:ascii="Times New Roman" w:hAnsi="Times New Roman" w:eastAsia="Malgun Gothic"/>
+          <w:b w:val="0"/>
+          <w:i w:val="0"/>
+          <w:sz w:val="22"/>
+        </w:rPr>
+        <w:t>Вместе?</w:t>
+      </w:r>
+    </w:p>
+    <w:p>
+      <w:pPr>
+        <w:spacing w:before="0" w:after="110" w:line="300" w:lineRule="auto"/>
+      </w:pPr>
+      <w:r>
+        <w:rPr>
+          <w:rFonts w:ascii="Times New Roman" w:hAnsi="Times New Roman" w:eastAsia="Malgun Gothic"/>
+          <w:b/>
+          <w:i w:val="0"/>
+          <w:sz w:val="22"/>
+        </w:rPr>
+        <w:t xml:space="preserve">Лёша: </w:t>
+      </w:r>
+      <w:r>
+        <w:rPr>
+          <w:rFonts w:ascii="Times New Roman" w:hAnsi="Times New Roman" w:eastAsia="Malgun Gothic"/>
+          <w:b w:val="0"/>
+          <w:i w:val="0"/>
+          <w:sz w:val="22"/>
+        </w:rPr>
+        <w:t>Вместе, Ирина. Как и должно было быть с самого начала.</w:t>
+      </w:r>
+    </w:p>
+    <w:p>
+      <w:pPr>
+        <w:spacing w:before="0" w:after="110" w:line="300" w:lineRule="auto"/>
+      </w:pPr>
+      <w:r>
+        <w:rPr>
+          <w:rFonts w:ascii="Times New Roman" w:hAnsi="Times New Roman" w:eastAsia="Malgun Gothic"/>
+          <w:b/>
+          <w:i w:val="0"/>
+          <w:sz w:val="22"/>
+        </w:rPr>
+        <w:t xml:space="preserve">Катя: </w:t>
+      </w:r>
+      <w:r>
+        <w:rPr>
+          <w:rFonts w:ascii="Times New Roman" w:hAnsi="Times New Roman" w:eastAsia="Malgun Gothic"/>
+          <w:b w:val="0"/>
+          <w:i/>
+          <w:color w:val="555555"/>
+          <w:sz w:val="22"/>
+        </w:rPr>
+        <w:t>(от двери)</w:t>
+      </w:r>
+      <w:r>
+        <w:rPr>
+          <w:rFonts w:ascii="Times New Roman" w:hAnsi="Times New Roman" w:eastAsia="Malgun Gothic"/>
+          <w:b w:val="0"/>
+          <w:i w:val="0"/>
+          <w:sz w:val="22"/>
+        </w:rPr>
+        <w:t xml:space="preserve"> И ещё, Алексей Николаевич. Звонила ваша мама. Спрашивала, ели ли вы.</w:t>
+      </w:r>
+    </w:p>
+    <w:p>
+      <w:pPr>
+        <w:spacing w:before="0" w:after="110" w:line="300" w:lineRule="auto"/>
+      </w:pPr>
+      <w:r>
+        <w:rPr>
+          <w:rFonts w:ascii="Times New Roman" w:hAnsi="Times New Roman" w:eastAsia="Malgun Gothic"/>
+          <w:b/>
+          <w:i w:val="0"/>
+          <w:sz w:val="22"/>
+        </w:rPr>
+        <w:t xml:space="preserve">Лёша: </w:t>
+      </w:r>
+      <w:r>
+        <w:rPr>
+          <w:rFonts w:ascii="Times New Roman" w:hAnsi="Times New Roman" w:eastAsia="Malgun Gothic"/>
+          <w:b w:val="0"/>
+          <w:i/>
+          <w:color w:val="555555"/>
+          <w:sz w:val="22"/>
+        </w:rPr>
+        <w:t>(впервые за день смеётся)</w:t>
+      </w:r>
+      <w:r>
+        <w:rPr>
+          <w:rFonts w:ascii="Times New Roman" w:hAnsi="Times New Roman" w:eastAsia="Malgun Gothic"/>
+          <w:b w:val="0"/>
+          <w:i w:val="0"/>
+          <w:sz w:val="22"/>
+        </w:rPr>
+        <w:t xml:space="preserve"> Скажите ей — ел. Печенье Зои Петровны.</w:t>
+      </w:r>
+    </w:p>
+    <w:p>
+      <w:pPr>
+        <w:keepNext/>
+        <w:spacing w:before="320" w:after="140"/>
+      </w:pPr>
+      <w:r>
+        <w:rPr>
+          <w:rFonts w:ascii="Times New Roman" w:hAnsi="Times New Roman" w:eastAsia="Malgun Gothic"/>
+          <w:b/>
+          <w:i w:val="0"/>
+          <w:color w:val="1F3864"/>
+          <w:sz w:val="26"/>
+        </w:rPr>
+        <w:t>핵심 문학 인용</w:t>
+      </w:r>
+    </w:p>
+    <w:p>
+      <w:pPr>
         <w:spacing w:before="0" w:after="120"/>
       </w:pPr>
       <w:r>
@@ -3334,6 +4374,183 @@
           <w:sz w:val="22"/>
         </w:rPr>
         <w:t xml:space="preserve"> — 한국어 해설: 비코프가 편지(장면 3)에 옮겨 적은 구절. 권력자에게 아첨하지 않고 "불편한 사람"이 되라는 당부로, 료샤 자신에게도 "스스로에게 편한 사람이 되지 말라"는 뜻으로 확장된다.</w:t>
+      </w:r>
+    </w:p>
+    <w:p>
+      <w:pPr>
+        <w:keepNext/>
+        <w:spacing w:before="320" w:after="140"/>
+      </w:pPr>
+      <w:r>
+        <w:rPr>
+          <w:rFonts w:ascii="Times New Roman" w:hAnsi="Times New Roman" w:eastAsia="Malgun Gothic"/>
+          <w:b/>
+          <w:i w:val="0"/>
+          <w:color w:val="1F3864"/>
+          <w:sz w:val="26"/>
+        </w:rPr>
+        <w:t>생활 표현</w:t>
+      </w:r>
+    </w:p>
+    <w:p>
+      <w:pPr>
+        <w:spacing w:before="0" w:after="120"/>
+      </w:pPr>
+      <w:r>
+        <w:rPr>
+          <w:rFonts w:ascii="Times New Roman" w:hAnsi="Times New Roman" w:eastAsia="Malgun Gothic"/>
+          <w:b/>
+          <w:i w:val="0"/>
+          <w:sz w:val="22"/>
+        </w:rPr>
+        <w:t>«ни свет ни заря»</w:t>
+      </w:r>
+      <w:r>
+        <w:rPr>
+          <w:rFonts w:ascii="Times New Roman" w:hAnsi="Times New Roman" w:eastAsia="Malgun Gothic"/>
+          <w:b w:val="0"/>
+          <w:i w:val="0"/>
+          <w:sz w:val="22"/>
+        </w:rPr>
+        <w:t xml:space="preserve"> — 한국어 해설: “꼭두새벽부터, 날도 안 밝았는데”. 너무 이른 시각에 무언가 하는 것을 의아해하거나 탓할 때 쓰는 관용구. 이웃 쿠지미치가 새벽부터 손님을 맞은 조야에게. 장면 6.</w:t>
+      </w:r>
+    </w:p>
+    <w:p>
+      <w:pPr>
+        <w:spacing w:before="0" w:after="120"/>
+      </w:pPr>
+      <w:r>
+        <w:rPr>
+          <w:rFonts w:ascii="Times New Roman" w:hAnsi="Times New Roman" w:eastAsia="Malgun Gothic"/>
+          <w:b/>
+          <w:i w:val="0"/>
+          <w:sz w:val="22"/>
+        </w:rPr>
+        <w:t>«бывайте здоровы»</w:t>
+      </w:r>
+      <w:r>
+        <w:rPr>
+          <w:rFonts w:ascii="Times New Roman" w:hAnsi="Times New Roman" w:eastAsia="Malgun Gothic"/>
+          <w:b w:val="0"/>
+          <w:i w:val="0"/>
+          <w:sz w:val="22"/>
+        </w:rPr>
+        <w:t xml:space="preserve"> — 한국어 해설: “건강히 계세요, 잘 있어요”. 시골·노년층 말투의 작별 인사로 소박하고 정겹다. 줄여서 «Бывай!»(친한 사이, ты)라고도 한다. 쿠지미치가 떠나며. 장면 6.</w:t>
+      </w:r>
+    </w:p>
+    <w:p>
+      <w:pPr>
+        <w:spacing w:before="0" w:after="120"/>
+      </w:pPr>
+      <w:r>
+        <w:rPr>
+          <w:rFonts w:ascii="Times New Roman" w:hAnsi="Times New Roman" w:eastAsia="Malgun Gothic"/>
+          <w:b/>
+          <w:i w:val="0"/>
+          <w:sz w:val="22"/>
+        </w:rPr>
+        <w:t>«И тебе не хворать»</w:t>
+      </w:r>
+      <w:r>
+        <w:rPr>
+          <w:rFonts w:ascii="Times New Roman" w:hAnsi="Times New Roman" w:eastAsia="Malgun Gothic"/>
+          <w:b w:val="0"/>
+          <w:i w:val="0"/>
+          <w:sz w:val="22"/>
+        </w:rPr>
+        <w:t xml:space="preserve"> — 한국어 해설: “너도 아프지 말고”. 작별·안부 인사에 답하는 농담 섞인 구어(хворать는 “앓다”의 옛 말투). 친한 이웃·동년배 사이. 조야가 쿠지미치에게. 장면 6.</w:t>
+      </w:r>
+    </w:p>
+    <w:p>
+      <w:pPr>
+        <w:spacing w:before="0" w:after="120"/>
+      </w:pPr>
+      <w:r>
+        <w:rPr>
+          <w:rFonts w:ascii="Times New Roman" w:hAnsi="Times New Roman" w:eastAsia="Malgun Gothic"/>
+          <w:b/>
+          <w:i w:val="0"/>
+          <w:sz w:val="22"/>
+        </w:rPr>
+        <w:t>«Москва подождёт, никуда не денется»</w:t>
+      </w:r>
+      <w:r>
+        <w:rPr>
+          <w:rFonts w:ascii="Times New Roman" w:hAnsi="Times New Roman" w:eastAsia="Malgun Gothic"/>
+          <w:b w:val="0"/>
+          <w:i w:val="0"/>
+          <w:sz w:val="22"/>
+        </w:rPr>
+        <w:t xml:space="preserve"> — 한국어 해설: “모스크바는 기다려 줘, 어디 안 도망가”. никуда не денется는 “어차피 그대로 있을 테니 서두를 것 없다”는 뜻으로, 서둘러 떠나려는 손님을 붙잡을 때 쓴다. 조야가 료샤에게. 장면 6.</w:t>
+      </w:r>
+    </w:p>
+    <w:p>
+      <w:pPr>
+        <w:spacing w:before="0" w:after="120"/>
+      </w:pPr>
+      <w:r>
+        <w:rPr>
+          <w:rFonts w:ascii="Times New Roman" w:hAnsi="Times New Roman" w:eastAsia="Malgun Gothic"/>
+          <w:b/>
+          <w:i w:val="0"/>
+          <w:sz w:val="22"/>
+        </w:rPr>
+        <w:t>«с ночи не евши»</w:t>
+      </w:r>
+      <w:r>
+        <w:rPr>
+          <w:rFonts w:ascii="Times New Roman" w:hAnsi="Times New Roman" w:eastAsia="Malgun Gothic"/>
+          <w:b w:val="0"/>
+          <w:i w:val="0"/>
+          <w:sz w:val="22"/>
+        </w:rPr>
+        <w:t xml:space="preserve"> — 한국어 해설: “밤부터 쫄쫄 굶고”. не евши는 не поев의 구어·방언적 형태로, 어른들이 “밥도 못 먹고”를 안쓰러워할 때 쓴다. 조야가 밤새 차에서 대기한 경호원을 두고. 장면 6.</w:t>
+      </w:r>
+    </w:p>
+    <w:p>
+      <w:pPr>
+        <w:spacing w:before="0" w:after="120"/>
+      </w:pPr>
+      <w:r>
+        <w:rPr>
+          <w:rFonts w:ascii="Times New Roman" w:hAnsi="Times New Roman" w:eastAsia="Malgun Gothic"/>
+          <w:b/>
+          <w:i w:val="0"/>
+          <w:sz w:val="22"/>
+        </w:rPr>
+        <w:t>«отзвонись»</w:t>
+      </w:r>
+      <w:r>
+        <w:rPr>
+          <w:rFonts w:ascii="Times New Roman" w:hAnsi="Times New Roman" w:eastAsia="Malgun Gothic"/>
+          <w:b w:val="0"/>
+          <w:i w:val="0"/>
+          <w:sz w:val="22"/>
+        </w:rPr>
+        <w:t xml:space="preserve"> — 한국어 해설: “(도착하면) 전화해 줘”. отзвониться는 “연락해서 결과·도착을 알려 주다”라는 구어. «Как доберёшься — отзвонись»는 배웅할 때 흔한 당부. 조야가 료샤에게. 장면 6.</w:t>
+      </w:r>
+    </w:p>
+    <w:p>
+      <w:pPr>
+        <w:spacing w:before="0" w:after="120"/>
+      </w:pPr>
+      <w:r>
+        <w:rPr>
+          <w:rFonts w:ascii="Times New Roman" w:hAnsi="Times New Roman" w:eastAsia="Malgun Gothic"/>
+          <w:b/>
+          <w:i w:val="0"/>
+          <w:sz w:val="22"/>
+        </w:rPr>
+        <w:t>«кому говорю!»</w:t>
+      </w:r>
+      <w:r>
+        <w:rPr>
+          <w:rFonts w:ascii="Times New Roman" w:hAnsi="Times New Roman" w:eastAsia="Malgun Gothic"/>
+          <w:b w:val="0"/>
+          <w:i w:val="0"/>
+          <w:sz w:val="22"/>
+        </w:rPr>
+        <w:t xml:space="preserve"> — 한국어 해설: “내 말 안 들려?, 누구한테 말하는 건데!”. 말을 안 듣는 아이·동물에게 두 번째로 명령할 때 붙이는 구어. 조야가 료샤 무릎에서 안 내려오는 고양이에게. 장면 6.</w:t>
       </w:r>
     </w:p>
     <w:p>
